--- a/rapports/2026-06-06/EQ25/EQ25_sup_v2/DR_032202050007/44-24-66-68.docx
+++ b/rapports/2026-06-06/EQ25/EQ25_sup_v2/DR_032202050007/44-24-66-68.docx
@@ -297,7 +297,7 @@
           <w:color w:val="1F6FEB"/>
           <w:sz w:val="22"/>
         </w:rPr>
-        <w:t>⚠ INCOHÉRENCES À CORRIGER (134)</w:t>
+        <w:t>⚠ INCOHÉRENCES À CORRIGER (122)</w:t>
       </w:r>
     </w:p>
     <w:tbl>
@@ -3784,7 +3784,7 @@
                 <w:color w:val="16A34A"/>
                 <w:sz w:val="16"/>
               </w:rPr>
-              <w:t>—</w:t>
+              <w:t>s01q32, s01q36, s01q38, s04q37_modif, s02q33, s02q34, s01q00b</w:t>
             </w:r>
           </w:p>
         </w:tc>
@@ -3815,7 +3815,7 @@
                 <w:i w:val="0"/>
                 <w:sz w:val="17"/>
               </w:rPr>
-              <w:t>Incohérence!!! seulement les écoles privées paient les frais de scolarité (y compris les frais d'inscription).</w:t>
+              <w:t>Peu probable!!! Vu l'âge (13 ans) de Amy Samb ou l'année à laquelle Amy Samb a fréquenté l'école pour la dernière fois (.) le dernier diplome de Amy Samb ne peut être le Certificat d'études primaires (CEP), prière de corriger cette incohérence ou confirmer avec le QG.</w:t>
             </w:r>
           </w:p>
         </w:tc>
@@ -3995,7 +3995,7 @@
                 <w:i w:val="0"/>
                 <w:sz w:val="17"/>
               </w:rPr>
-              <w:t>Peu probable!!! Vu l'âge (15 ans) de Alassane Samb ou l'année à laquelle Alassane Samb a fréquenté l'école pour la dernière fois (.) le dernier diplome de Alassane Samb ne peut être le Certificat d'études primaires (CEP), prière de corriger cette incohérence ou confirmer avec le QG.</w:t>
+              <w:t>Peu probable!!! Vu l'âge (14 ans) de Saliou Dieng ou l'année à laquelle Saliou Dieng a fréquenté l'école pour la dernière fois (.) le dernier diplome de Saliou Dieng ne peut être le Certificat d'études primaires (CEP), prière de corriger cette incohérence ou confirmer avec le QG.</w:t>
             </w:r>
           </w:p>
         </w:tc>
@@ -4085,7 +4085,7 @@
                 <w:i w:val="0"/>
                 <w:sz w:val="17"/>
               </w:rPr>
-              <w:t>Peu probable!!! Vu l'âge (13 ans) de Amy Samb ou l'année à laquelle Amy Samb a fréquenté l'école pour la dernière fois (.) le dernier diplome de Amy Samb ne peut être le Certificat d'études primaires (CEP), prière de corriger cette incohérence ou confirmer avec le QG.</w:t>
+              <w:t>Peu probable!!! Vu l'âge (15 ans) de Alassane Samb ou l'année à laquelle Alassane Samb a fréquenté l'école pour la dernière fois (.) le dernier diplome de Alassane Samb ne peut être le Certificat d'études primaires (CEP), prière de corriger cette incohérence ou confirmer avec le QG.</w:t>
             </w:r>
           </w:p>
         </w:tc>
@@ -4175,7 +4175,7 @@
                 <w:i w:val="0"/>
                 <w:sz w:val="17"/>
               </w:rPr>
-              <w:t>Peu probable!!! Vu l'âge (17 ans) de Dieynaba Samb ou l'année à laquelle Dieynaba Samb a fréquenté l'école pour la dernière fois (.) le dernier diplome de Dieynaba Samb ne peut être le Certificat d'études primaires (CEP), prière de corriger cette incohérence ou confirmer avec le QG.</w:t>
+              <w:t>Peu probable!!! Vu l'âge (15 ans) de Ibrahima Samb ou l'année à laquelle Ibrahima Samb a fréquenté l'école pour la dernière fois (.) le dernier diplome de Ibrahima Samb ne peut être le Certificat d'études primaires (CEP), prière de corriger cette incohérence ou confirmer avec le QG.</w:t>
             </w:r>
           </w:p>
         </w:tc>
@@ -4265,7 +4265,7 @@
                 <w:i w:val="0"/>
                 <w:sz w:val="17"/>
               </w:rPr>
-              <w:t>Peu probable!!! Vu l'âge (17 ans) de Fallou Samb ou l'année à laquelle Fallou Samb a fréquenté l'école pour la dernière fois (.) le dernier diplome de Fallou Samb ne peut être le Certificat d'études primaires (CEP), prière de corriger cette incohérence ou confirmer avec le QG.</w:t>
+              <w:t>Peu probable!!! Vu l'âge (16 ans) de Papana Samb ou l'année à laquelle Papana Samb a fréquenté l'école pour la dernière fois (.) le dernier diplome de Papana Samb ne peut être le Certificat d'études primaires (CEP), prière de corriger cette incohérence ou confirmer avec le QG.</w:t>
             </w:r>
           </w:p>
         </w:tc>
@@ -4355,7 +4355,7 @@
                 <w:i w:val="0"/>
                 <w:sz w:val="17"/>
               </w:rPr>
-              <w:t>Peu probable!!! Vu l'âge (15 ans) de Ibrahima Samb ou l'année à laquelle Ibrahima Samb a fréquenté l'école pour la dernière fois (.) le dernier diplome de Ibrahima Samb ne peut être le Certificat d'études primaires (CEP), prière de corriger cette incohérence ou confirmer avec le QG.</w:t>
+              <w:t>Peu probable!!! Vu l'âge (17 ans) de Dieynaba Samb ou l'année à laquelle Dieynaba Samb a fréquenté l'école pour la dernière fois (.) le dernier diplome de Dieynaba Samb ne peut être le Certificat d'études primaires (CEP), prière de corriger cette incohérence ou confirmer avec le QG.</w:t>
             </w:r>
           </w:p>
         </w:tc>
@@ -4445,7 +4445,7 @@
                 <w:i w:val="0"/>
                 <w:sz w:val="17"/>
               </w:rPr>
-              <w:t>Peu probable!!! Vu l'âge (16 ans) de Papana Samb ou l'année à laquelle Papana Samb a fréquenté l'école pour la dernière fois (.) le dernier diplome de Papana Samb ne peut être le Certificat d'études primaires (CEP), prière de corriger cette incohérence ou confirmer avec le QG.</w:t>
+              <w:t>Peu probable!!! Vu l'âge (17 ans) de Fallou Samb ou l'année à laquelle Fallou Samb a fréquenté l'école pour la dernière fois (.) le dernier diplome de Fallou Samb ne peut être le Certificat d'études primaires (CEP), prière de corriger cette incohérence ou confirmer avec le QG.</w:t>
             </w:r>
           </w:p>
         </w:tc>
@@ -4460,10 +4460,10 @@
               <w:rPr>
                 <w:b/>
                 <w:i w:val="0"/>
-                <w:color w:val="DC2626"/>
-                <w:sz w:val="16"/>
-              </w:rPr>
-              <w:t>Haute</w:t>
+                <w:color w:val="EA580C"/>
+                <w:sz w:val="16"/>
+              </w:rPr>
+              <w:t>Moyenne</w:t>
             </w:r>
           </w:p>
         </w:tc>
@@ -4478,7 +4478,7 @@
                 <w:i w:val="0"/>
                 <w:sz w:val="16"/>
               </w:rPr>
-              <w:t>S02</w:t>
+              <w:t>S00</w:t>
               <w:br/>
             </w:r>
             <w:r>
@@ -4488,7 +4488,7 @@
                 <w:color w:val="64748B"/>
                 <w:sz w:val="14"/>
               </w:rPr>
-              <w:t>Éducation</w:t>
+              <w:t>Identification</w:t>
             </w:r>
           </w:p>
         </w:tc>
@@ -4504,7 +4504,7 @@
                 <w:color w:val="16A34A"/>
                 <w:sz w:val="16"/>
               </w:rPr>
-              <w:t>s01q32, s01q36, s01q38, s04q37_modif, s02q33, s02q34, s01q00b</w:t>
+              <w:t>—</w:t>
             </w:r>
           </w:p>
         </w:tc>
@@ -4535,7 +4535,7 @@
                 <w:i w:val="0"/>
                 <w:sz w:val="17"/>
               </w:rPr>
-              <w:t>Peu probable!!! Vu l'âge (14 ans) de Saliou Dieng ou l'année à laquelle Saliou Dieng a fréquenté l'école pour la dernière fois (.) le dernier diplome de Saliou Dieng ne peut être le Certificat d'études primaires (CEP), prière de corriger cette incohérence ou confirmer avec le QG.</w:t>
+              <w:t>L'adresse ou la localisation du ménage doit être bien renseignée, ne doit pas contenir des numéros de téléphone et elle semble courte pour être une adresse.</w:t>
             </w:r>
           </w:p>
         </w:tc>
@@ -4625,7 +4625,7 @@
                 <w:i w:val="0"/>
                 <w:sz w:val="17"/>
               </w:rPr>
-              <w:t>L'adresse ou la localisation du ménage doit être bien renseignée, ne doit pas contenir des numéros de téléphone et elle semble courte pour être une adresse.</w:t>
+              <w:t>Prière de renseigner la bonne adresse.</w:t>
             </w:r>
           </w:p>
         </w:tc>
@@ -4658,7 +4658,7 @@
                 <w:i w:val="0"/>
                 <w:sz w:val="16"/>
               </w:rPr>
-              <w:t>S00</w:t>
+              <w:t>S01</w:t>
               <w:br/>
             </w:r>
             <w:r>
@@ -4668,7 +4668,7 @@
                 <w:color w:val="64748B"/>
                 <w:sz w:val="14"/>
               </w:rPr>
-              <w:t>Identification</w:t>
+              <w:t>Démographie</w:t>
             </w:r>
           </w:p>
         </w:tc>
@@ -4715,7 +4715,7 @@
                 <w:i w:val="0"/>
                 <w:sz w:val="17"/>
               </w:rPr>
-              <w:t>Prière de renseigner la bonne adresse.</w:t>
+              <w:t>Prière de verifier l'information donnée par Abdou lahat Samb ou corriger au niveau de la section 1.</w:t>
             </w:r>
           </w:p>
         </w:tc>
@@ -4805,7 +4805,7 @@
                 <w:i w:val="0"/>
                 <w:sz w:val="17"/>
               </w:rPr>
-              <w:t>Prière de verifier l'information donnée par Abdou lahat Samb ou corriger au niveau de la section 1.</w:t>
+              <w:t>Prière de verifier l'information donnée par Alassane Samb ou corriger au niveau de la section 1.</w:t>
             </w:r>
           </w:p>
         </w:tc>
@@ -4895,7 +4895,7 @@
                 <w:i w:val="0"/>
                 <w:sz w:val="17"/>
               </w:rPr>
-              <w:t>Prière de verifier l'information donnée par Alassane Samb ou corriger au niveau de la section 1.</w:t>
+              <w:t>Prière de verifier l'information donnée par Amy Samb ou corriger au niveau de la section 1.</w:t>
             </w:r>
           </w:p>
         </w:tc>
@@ -4985,7 +4985,7 @@
                 <w:i w:val="0"/>
                 <w:sz w:val="17"/>
               </w:rPr>
-              <w:t>Prière de verifier l'information donnée par Amy Samb ou corriger au niveau de la section 1.</w:t>
+              <w:t>Prière de verifier l'information donnée par Daba Samb ou corriger au niveau de la section 1.</w:t>
             </w:r>
           </w:p>
         </w:tc>
@@ -5075,7 +5075,7 @@
                 <w:i w:val="0"/>
                 <w:sz w:val="17"/>
               </w:rPr>
-              <w:t>Prière de verifier l'information donnée par Daba Samb ou corriger au niveau de la section 1.</w:t>
+              <w:t>Prière de verifier l'information donnée par Dieynaba Samb ou corriger au niveau de la section 1.</w:t>
             </w:r>
           </w:p>
         </w:tc>
@@ -5165,7 +5165,7 @@
                 <w:i w:val="0"/>
                 <w:sz w:val="17"/>
               </w:rPr>
-              <w:t>Prière de verifier l'information donnée par Dieynaba Samb ou corriger au niveau de la section 1.</w:t>
+              <w:t>Prière de verifier l'information donnée par Fallou Samb ou corriger au niveau de la section 1.</w:t>
             </w:r>
           </w:p>
         </w:tc>
@@ -5255,7 +5255,7 @@
                 <w:i w:val="0"/>
                 <w:sz w:val="17"/>
               </w:rPr>
-              <w:t>Prière de verifier l'information donnée par Fallou Samb ou corriger au niveau de la section 1.</w:t>
+              <w:t>Prière de verifier l'information donnée par Gaye Samb ou corriger au niveau de la section 1.</w:t>
             </w:r>
           </w:p>
         </w:tc>
@@ -5345,7 +5345,7 @@
                 <w:i w:val="0"/>
                 <w:sz w:val="17"/>
               </w:rPr>
-              <w:t>Prière de verifier l'information donnée par Gaye Samb ou corriger au niveau de la section 1.</w:t>
+              <w:t>Prière de verifier l'information donnée par Gnokhor Samb ou corriger au niveau de la section 1.</w:t>
             </w:r>
           </w:p>
         </w:tc>
@@ -5435,7 +5435,7 @@
                 <w:i w:val="0"/>
                 <w:sz w:val="17"/>
               </w:rPr>
-              <w:t>Prière de verifier l'information donnée par Gnokhor Samb ou corriger au niveau de la section 1.</w:t>
+              <w:t>Prière de verifier l'information donnée par Ibrahima Samb ou corriger au niveau de la section 1.</w:t>
             </w:r>
           </w:p>
         </w:tc>
@@ -5525,7 +5525,7 @@
                 <w:i w:val="0"/>
                 <w:sz w:val="17"/>
               </w:rPr>
-              <w:t>Prière de verifier l'information donnée par Ibrahima Samb ou corriger au niveau de la section 1.</w:t>
+              <w:t>Prière de verifier l'information donnée par Kine Samb ou corriger au niveau de la section 1.</w:t>
             </w:r>
           </w:p>
         </w:tc>
@@ -5615,7 +5615,7 @@
                 <w:i w:val="0"/>
                 <w:sz w:val="17"/>
               </w:rPr>
-              <w:t>Prière de verifier l'information donnée par Kine Samb ou corriger au niveau de la section 1.</w:t>
+              <w:t>Prière de verifier l'information donnée par Mame Diarra Samb ou corriger au niveau de la section 1.</w:t>
             </w:r>
           </w:p>
         </w:tc>
@@ -5705,7 +5705,7 @@
                 <w:i w:val="0"/>
                 <w:sz w:val="17"/>
               </w:rPr>
-              <w:t>Prière de verifier l'information donnée par Mame Diarra Samb ou corriger au niveau de la section 1.</w:t>
+              <w:t>Prière de verifier l'information donnée par Mbéry Samb ou corriger au niveau de la section 1.</w:t>
             </w:r>
           </w:p>
         </w:tc>
@@ -5795,7 +5795,7 @@
                 <w:i w:val="0"/>
                 <w:sz w:val="17"/>
               </w:rPr>
-              <w:t>Prière de verifier l'information donnée par Mbéry Samb ou corriger au niveau de la section 1.</w:t>
+              <w:t>Prière de verifier l'information donnée par Papana Samb ou corriger au niveau de la section 1.</w:t>
             </w:r>
           </w:p>
         </w:tc>
@@ -5885,7 +5885,7 @@
                 <w:i w:val="0"/>
                 <w:sz w:val="17"/>
               </w:rPr>
-              <w:t>Prière de verifier l'information donnée par Papana Samb ou corriger au niveau de la section 1.</w:t>
+              <w:t>Prière de verifier l'information donnée par Rokhy Samb ou corriger au niveau de la section 1.</w:t>
             </w:r>
           </w:p>
         </w:tc>
@@ -5975,7 +5975,7 @@
                 <w:i w:val="0"/>
                 <w:sz w:val="17"/>
               </w:rPr>
-              <w:t>Prière de verifier l'information donnée par Rokhy Samb ou corriger au niveau de la section 1.</w:t>
+              <w:t>Prière de verifier l'information donnée par Serigne Moustapha Lakrame Samb ou corriger au niveau de la section 1.</w:t>
             </w:r>
           </w:p>
         </w:tc>
@@ -6065,7 +6065,7 @@
                 <w:i w:val="0"/>
                 <w:sz w:val="17"/>
               </w:rPr>
-              <w:t>Prière de verifier l'information donnée par Serigne Moustapha Lakrame Samb ou corriger au niveau de la section 1.</w:t>
+              <w:t>Prière de verifier l'information donnée par Serigne Saliou Samb ou corriger au niveau de la section 1.</w:t>
             </w:r>
           </w:p>
         </w:tc>
@@ -6155,7 +6155,7 @@
                 <w:i w:val="0"/>
                 <w:sz w:val="17"/>
               </w:rPr>
-              <w:t>Prière de verifier l'information donnée par Serigne Saliou Samb ou corriger au niveau de la section 1.</w:t>
+              <w:t>Prière de verifier l'information donnée par Serigne Samb ou corriger au niveau de la section 1.</w:t>
             </w:r>
           </w:p>
         </w:tc>
@@ -6245,1087 +6245,7 @@
                 <w:i w:val="0"/>
                 <w:sz w:val="17"/>
               </w:rPr>
-              <w:t>Prière de verifier l'information donnée par Serigne Samb ou corriger au niveau de la section 1.</w:t>
-            </w:r>
-          </w:p>
-        </w:tc>
-      </w:tr>
-      <w:tr>
-        <w:tc>
-          <w:tcPr>
-            <w:tcW w:type="dxa" w:w="964"/>
-          </w:tcPr>
-          <w:p>
-            <w:r>
-              <w:rPr>
-                <w:b/>
-                <w:i w:val="0"/>
-                <w:color w:val="EA580C"/>
-                <w:sz w:val="16"/>
-              </w:rPr>
-              <w:t>Moyenne</w:t>
-            </w:r>
-          </w:p>
-        </w:tc>
-        <w:tc>
-          <w:tcPr>
-            <w:tcW w:type="dxa" w:w="1247"/>
-          </w:tcPr>
-          <w:p>
-            <w:r>
-              <w:rPr>
-                <w:b/>
-                <w:i w:val="0"/>
-                <w:sz w:val="16"/>
-              </w:rPr>
-              <w:t>S01</w:t>
-              <w:br/>
-            </w:r>
-            <w:r>
-              <w:rPr>
-                <w:b w:val="0"/>
-                <w:i w:val="0"/>
-                <w:color w:val="64748B"/>
-                <w:sz w:val="14"/>
-              </w:rPr>
-              <w:t>Démographie</w:t>
-            </w:r>
-          </w:p>
-        </w:tc>
-        <w:tc>
-          <w:tcPr>
-            <w:tcW w:type="dxa" w:w="1531"/>
-          </w:tcPr>
-          <w:p>
-            <w:r>
-              <w:rPr>
-                <w:b/>
-                <w:i w:val="0"/>
-                <w:color w:val="16A34A"/>
-                <w:sz w:val="16"/>
-              </w:rPr>
-              <w:t>—</w:t>
-            </w:r>
-          </w:p>
-        </w:tc>
-        <w:tc>
-          <w:tcPr>
-            <w:tcW w:type="dxa" w:w="1191"/>
-          </w:tcPr>
-          <w:p>
-            <w:r>
-              <w:rPr>
-                <w:b w:val="0"/>
-                <w:i w:val="0"/>
-                <w:color w:val="64748B"/>
-                <w:sz w:val="16"/>
-              </w:rPr>
-              <w:t>GT-CQ</w:t>
-            </w:r>
-          </w:p>
-        </w:tc>
-        <w:tc>
-          <w:tcPr>
-            <w:tcW w:type="dxa" w:w="4706"/>
-          </w:tcPr>
-          <w:p>
-            <w:r>
-              <w:rPr>
-                <w:b w:val="0"/>
-                <w:i w:val="0"/>
-                <w:sz w:val="17"/>
-              </w:rPr>
               <w:t>Prière de verifier l'information donnée par Sokhna Khadim Samb ou corriger au niveau de la section 1.</w:t>
-            </w:r>
-          </w:p>
-        </w:tc>
-      </w:tr>
-      <w:tr>
-        <w:tc>
-          <w:tcPr>
-            <w:tcW w:type="dxa" w:w="964"/>
-          </w:tcPr>
-          <w:p>
-            <w:r>
-              <w:rPr>
-                <w:b/>
-                <w:i w:val="0"/>
-                <w:color w:val="EA580C"/>
-                <w:sz w:val="16"/>
-              </w:rPr>
-              <w:t>Moyenne</w:t>
-            </w:r>
-          </w:p>
-        </w:tc>
-        <w:tc>
-          <w:tcPr>
-            <w:tcW w:type="dxa" w:w="1247"/>
-          </w:tcPr>
-          <w:p>
-            <w:r>
-              <w:rPr>
-                <w:b/>
-                <w:i w:val="0"/>
-                <w:sz w:val="16"/>
-              </w:rPr>
-              <w:t>S02</w:t>
-              <w:br/>
-            </w:r>
-            <w:r>
-              <w:rPr>
-                <w:b w:val="0"/>
-                <w:i w:val="0"/>
-                <w:color w:val="64748B"/>
-                <w:sz w:val="14"/>
-              </w:rPr>
-              <w:t>Éducation</w:t>
-            </w:r>
-          </w:p>
-        </w:tc>
-        <w:tc>
-          <w:tcPr>
-            <w:tcW w:type="dxa" w:w="1531"/>
-          </w:tcPr>
-          <w:p>
-            <w:r>
-              <w:rPr>
-                <w:b/>
-                <w:i w:val="0"/>
-                <w:color w:val="16A34A"/>
-                <w:sz w:val="16"/>
-              </w:rPr>
-              <w:t>—</w:t>
-            </w:r>
-          </w:p>
-        </w:tc>
-        <w:tc>
-          <w:tcPr>
-            <w:tcW w:type="dxa" w:w="1191"/>
-          </w:tcPr>
-          <w:p>
-            <w:r>
-              <w:rPr>
-                <w:b w:val="0"/>
-                <w:i w:val="0"/>
-                <w:color w:val="64748B"/>
-                <w:sz w:val="16"/>
-              </w:rPr>
-              <w:t>GT-CQ</w:t>
-            </w:r>
-          </w:p>
-        </w:tc>
-        <w:tc>
-          <w:tcPr>
-            <w:tcW w:type="dxa" w:w="4706"/>
-          </w:tcPr>
-          <w:p>
-            <w:r>
-              <w:rPr>
-                <w:b w:val="0"/>
-                <w:i w:val="0"/>
-                <w:sz w:val="17"/>
-              </w:rPr>
-              <w:t>veuillez, s'il vous plait, confirmer les frais de scolarité ( 11000 FCFA) payée de Mame Diarra Samb avec le QG ou apporter les corrections nécessaires.</w:t>
-            </w:r>
-          </w:p>
-        </w:tc>
-      </w:tr>
-      <w:tr>
-        <w:tc>
-          <w:tcPr>
-            <w:tcW w:type="dxa" w:w="964"/>
-          </w:tcPr>
-          <w:p>
-            <w:r>
-              <w:rPr>
-                <w:b/>
-                <w:i w:val="0"/>
-                <w:color w:val="EA580C"/>
-                <w:sz w:val="16"/>
-              </w:rPr>
-              <w:t>Moyenne</w:t>
-            </w:r>
-          </w:p>
-        </w:tc>
-        <w:tc>
-          <w:tcPr>
-            <w:tcW w:type="dxa" w:w="1247"/>
-          </w:tcPr>
-          <w:p>
-            <w:r>
-              <w:rPr>
-                <w:b/>
-                <w:i w:val="0"/>
-                <w:sz w:val="16"/>
-              </w:rPr>
-              <w:t>S02</w:t>
-              <w:br/>
-            </w:r>
-            <w:r>
-              <w:rPr>
-                <w:b w:val="0"/>
-                <w:i w:val="0"/>
-                <w:color w:val="64748B"/>
-                <w:sz w:val="14"/>
-              </w:rPr>
-              <w:t>Éducation</w:t>
-            </w:r>
-          </w:p>
-        </w:tc>
-        <w:tc>
-          <w:tcPr>
-            <w:tcW w:type="dxa" w:w="1531"/>
-          </w:tcPr>
-          <w:p>
-            <w:r>
-              <w:rPr>
-                <w:b/>
-                <w:i w:val="0"/>
-                <w:color w:val="16A34A"/>
-                <w:sz w:val="16"/>
-              </w:rPr>
-              <w:t>—</w:t>
-            </w:r>
-          </w:p>
-        </w:tc>
-        <w:tc>
-          <w:tcPr>
-            <w:tcW w:type="dxa" w:w="1191"/>
-          </w:tcPr>
-          <w:p>
-            <w:r>
-              <w:rPr>
-                <w:b w:val="0"/>
-                <w:i w:val="0"/>
-                <w:color w:val="64748B"/>
-                <w:sz w:val="16"/>
-              </w:rPr>
-              <w:t>GT-CQ</w:t>
-            </w:r>
-          </w:p>
-        </w:tc>
-        <w:tc>
-          <w:tcPr>
-            <w:tcW w:type="dxa" w:w="4706"/>
-          </w:tcPr>
-          <w:p>
-            <w:r>
-              <w:rPr>
-                <w:b w:val="0"/>
-                <w:i w:val="0"/>
-                <w:sz w:val="17"/>
-              </w:rPr>
-              <w:t>veuillez, s'il vous plait, confirmer les frais de scolarité ( 5000 FCFA) payée de Abdou lahat Samb avec le QG ou apporter les corrections nécessaires.</w:t>
-            </w:r>
-          </w:p>
-        </w:tc>
-      </w:tr>
-      <w:tr>
-        <w:tc>
-          <w:tcPr>
-            <w:tcW w:type="dxa" w:w="964"/>
-          </w:tcPr>
-          <w:p>
-            <w:r>
-              <w:rPr>
-                <w:b/>
-                <w:i w:val="0"/>
-                <w:color w:val="EA580C"/>
-                <w:sz w:val="16"/>
-              </w:rPr>
-              <w:t>Moyenne</w:t>
-            </w:r>
-          </w:p>
-        </w:tc>
-        <w:tc>
-          <w:tcPr>
-            <w:tcW w:type="dxa" w:w="1247"/>
-          </w:tcPr>
-          <w:p>
-            <w:r>
-              <w:rPr>
-                <w:b/>
-                <w:i w:val="0"/>
-                <w:sz w:val="16"/>
-              </w:rPr>
-              <w:t>S02</w:t>
-              <w:br/>
-            </w:r>
-            <w:r>
-              <w:rPr>
-                <w:b w:val="0"/>
-                <w:i w:val="0"/>
-                <w:color w:val="64748B"/>
-                <w:sz w:val="14"/>
-              </w:rPr>
-              <w:t>Éducation</w:t>
-            </w:r>
-          </w:p>
-        </w:tc>
-        <w:tc>
-          <w:tcPr>
-            <w:tcW w:type="dxa" w:w="1531"/>
-          </w:tcPr>
-          <w:p>
-            <w:r>
-              <w:rPr>
-                <w:b/>
-                <w:i w:val="0"/>
-                <w:color w:val="16A34A"/>
-                <w:sz w:val="16"/>
-              </w:rPr>
-              <w:t>—</w:t>
-            </w:r>
-          </w:p>
-        </w:tc>
-        <w:tc>
-          <w:tcPr>
-            <w:tcW w:type="dxa" w:w="1191"/>
-          </w:tcPr>
-          <w:p>
-            <w:r>
-              <w:rPr>
-                <w:b w:val="0"/>
-                <w:i w:val="0"/>
-                <w:color w:val="64748B"/>
-                <w:sz w:val="16"/>
-              </w:rPr>
-              <w:t>GT-CQ</w:t>
-            </w:r>
-          </w:p>
-        </w:tc>
-        <w:tc>
-          <w:tcPr>
-            <w:tcW w:type="dxa" w:w="4706"/>
-          </w:tcPr>
-          <w:p>
-            <w:r>
-              <w:rPr>
-                <w:b w:val="0"/>
-                <w:i w:val="0"/>
-                <w:sz w:val="17"/>
-              </w:rPr>
-              <w:t>veuillez, s'il vous plait, confirmer les frais de scolarité ( 5000 FCFA) payée de Alassane Samb avec le QG ou apporter les corrections nécessaires.</w:t>
-            </w:r>
-          </w:p>
-        </w:tc>
-      </w:tr>
-      <w:tr>
-        <w:tc>
-          <w:tcPr>
-            <w:tcW w:type="dxa" w:w="964"/>
-          </w:tcPr>
-          <w:p>
-            <w:r>
-              <w:rPr>
-                <w:b/>
-                <w:i w:val="0"/>
-                <w:color w:val="EA580C"/>
-                <w:sz w:val="16"/>
-              </w:rPr>
-              <w:t>Moyenne</w:t>
-            </w:r>
-          </w:p>
-        </w:tc>
-        <w:tc>
-          <w:tcPr>
-            <w:tcW w:type="dxa" w:w="1247"/>
-          </w:tcPr>
-          <w:p>
-            <w:r>
-              <w:rPr>
-                <w:b/>
-                <w:i w:val="0"/>
-                <w:sz w:val="16"/>
-              </w:rPr>
-              <w:t>S02</w:t>
-              <w:br/>
-            </w:r>
-            <w:r>
-              <w:rPr>
-                <w:b w:val="0"/>
-                <w:i w:val="0"/>
-                <w:color w:val="64748B"/>
-                <w:sz w:val="14"/>
-              </w:rPr>
-              <w:t>Éducation</w:t>
-            </w:r>
-          </w:p>
-        </w:tc>
-        <w:tc>
-          <w:tcPr>
-            <w:tcW w:type="dxa" w:w="1531"/>
-          </w:tcPr>
-          <w:p>
-            <w:r>
-              <w:rPr>
-                <w:b/>
-                <w:i w:val="0"/>
-                <w:color w:val="16A34A"/>
-                <w:sz w:val="16"/>
-              </w:rPr>
-              <w:t>—</w:t>
-            </w:r>
-          </w:p>
-        </w:tc>
-        <w:tc>
-          <w:tcPr>
-            <w:tcW w:type="dxa" w:w="1191"/>
-          </w:tcPr>
-          <w:p>
-            <w:r>
-              <w:rPr>
-                <w:b w:val="0"/>
-                <w:i w:val="0"/>
-                <w:color w:val="64748B"/>
-                <w:sz w:val="16"/>
-              </w:rPr>
-              <w:t>GT-CQ</w:t>
-            </w:r>
-          </w:p>
-        </w:tc>
-        <w:tc>
-          <w:tcPr>
-            <w:tcW w:type="dxa" w:w="4706"/>
-          </w:tcPr>
-          <w:p>
-            <w:r>
-              <w:rPr>
-                <w:b w:val="0"/>
-                <w:i w:val="0"/>
-                <w:sz w:val="17"/>
-              </w:rPr>
-              <w:t>veuillez, s'il vous plait, confirmer les frais de scolarité ( 5000 FCFA) payée de Amy Samb avec le QG ou apporter les corrections nécessaires.</w:t>
-            </w:r>
-          </w:p>
-        </w:tc>
-      </w:tr>
-      <w:tr>
-        <w:tc>
-          <w:tcPr>
-            <w:tcW w:type="dxa" w:w="964"/>
-          </w:tcPr>
-          <w:p>
-            <w:r>
-              <w:rPr>
-                <w:b/>
-                <w:i w:val="0"/>
-                <w:color w:val="EA580C"/>
-                <w:sz w:val="16"/>
-              </w:rPr>
-              <w:t>Moyenne</w:t>
-            </w:r>
-          </w:p>
-        </w:tc>
-        <w:tc>
-          <w:tcPr>
-            <w:tcW w:type="dxa" w:w="1247"/>
-          </w:tcPr>
-          <w:p>
-            <w:r>
-              <w:rPr>
-                <w:b/>
-                <w:i w:val="0"/>
-                <w:sz w:val="16"/>
-              </w:rPr>
-              <w:t>S02</w:t>
-              <w:br/>
-            </w:r>
-            <w:r>
-              <w:rPr>
-                <w:b w:val="0"/>
-                <w:i w:val="0"/>
-                <w:color w:val="64748B"/>
-                <w:sz w:val="14"/>
-              </w:rPr>
-              <w:t>Éducation</w:t>
-            </w:r>
-          </w:p>
-        </w:tc>
-        <w:tc>
-          <w:tcPr>
-            <w:tcW w:type="dxa" w:w="1531"/>
-          </w:tcPr>
-          <w:p>
-            <w:r>
-              <w:rPr>
-                <w:b/>
-                <w:i w:val="0"/>
-                <w:color w:val="16A34A"/>
-                <w:sz w:val="16"/>
-              </w:rPr>
-              <w:t>—</w:t>
-            </w:r>
-          </w:p>
-        </w:tc>
-        <w:tc>
-          <w:tcPr>
-            <w:tcW w:type="dxa" w:w="1191"/>
-          </w:tcPr>
-          <w:p>
-            <w:r>
-              <w:rPr>
-                <w:b w:val="0"/>
-                <w:i w:val="0"/>
-                <w:color w:val="64748B"/>
-                <w:sz w:val="16"/>
-              </w:rPr>
-              <w:t>GT-CQ</w:t>
-            </w:r>
-          </w:p>
-        </w:tc>
-        <w:tc>
-          <w:tcPr>
-            <w:tcW w:type="dxa" w:w="4706"/>
-          </w:tcPr>
-          <w:p>
-            <w:r>
-              <w:rPr>
-                <w:b w:val="0"/>
-                <w:i w:val="0"/>
-                <w:sz w:val="17"/>
-              </w:rPr>
-              <w:t>veuillez, s'il vous plait, confirmer les frais de scolarité ( 5000 FCFA) payée de Daba Samb avec le QG ou apporter les corrections nécessaires.</w:t>
-            </w:r>
-          </w:p>
-        </w:tc>
-      </w:tr>
-      <w:tr>
-        <w:tc>
-          <w:tcPr>
-            <w:tcW w:type="dxa" w:w="964"/>
-          </w:tcPr>
-          <w:p>
-            <w:r>
-              <w:rPr>
-                <w:b/>
-                <w:i w:val="0"/>
-                <w:color w:val="EA580C"/>
-                <w:sz w:val="16"/>
-              </w:rPr>
-              <w:t>Moyenne</w:t>
-            </w:r>
-          </w:p>
-        </w:tc>
-        <w:tc>
-          <w:tcPr>
-            <w:tcW w:type="dxa" w:w="1247"/>
-          </w:tcPr>
-          <w:p>
-            <w:r>
-              <w:rPr>
-                <w:b/>
-                <w:i w:val="0"/>
-                <w:sz w:val="16"/>
-              </w:rPr>
-              <w:t>S02</w:t>
-              <w:br/>
-            </w:r>
-            <w:r>
-              <w:rPr>
-                <w:b w:val="0"/>
-                <w:i w:val="0"/>
-                <w:color w:val="64748B"/>
-                <w:sz w:val="14"/>
-              </w:rPr>
-              <w:t>Éducation</w:t>
-            </w:r>
-          </w:p>
-        </w:tc>
-        <w:tc>
-          <w:tcPr>
-            <w:tcW w:type="dxa" w:w="1531"/>
-          </w:tcPr>
-          <w:p>
-            <w:r>
-              <w:rPr>
-                <w:b/>
-                <w:i w:val="0"/>
-                <w:color w:val="16A34A"/>
-                <w:sz w:val="16"/>
-              </w:rPr>
-              <w:t>—</w:t>
-            </w:r>
-          </w:p>
-        </w:tc>
-        <w:tc>
-          <w:tcPr>
-            <w:tcW w:type="dxa" w:w="1191"/>
-          </w:tcPr>
-          <w:p>
-            <w:r>
-              <w:rPr>
-                <w:b w:val="0"/>
-                <w:i w:val="0"/>
-                <w:color w:val="64748B"/>
-                <w:sz w:val="16"/>
-              </w:rPr>
-              <w:t>GT-CQ</w:t>
-            </w:r>
-          </w:p>
-        </w:tc>
-        <w:tc>
-          <w:tcPr>
-            <w:tcW w:type="dxa" w:w="4706"/>
-          </w:tcPr>
-          <w:p>
-            <w:r>
-              <w:rPr>
-                <w:b w:val="0"/>
-                <w:i w:val="0"/>
-                <w:sz w:val="17"/>
-              </w:rPr>
-              <w:t>veuillez, s'il vous plait, confirmer les frais de scolarité ( 5000 FCFA) payée de Dieynaba Samb avec le QG ou apporter les corrections nécessaires.</w:t>
-            </w:r>
-          </w:p>
-        </w:tc>
-      </w:tr>
-      <w:tr>
-        <w:tc>
-          <w:tcPr>
-            <w:tcW w:type="dxa" w:w="964"/>
-          </w:tcPr>
-          <w:p>
-            <w:r>
-              <w:rPr>
-                <w:b/>
-                <w:i w:val="0"/>
-                <w:color w:val="EA580C"/>
-                <w:sz w:val="16"/>
-              </w:rPr>
-              <w:t>Moyenne</w:t>
-            </w:r>
-          </w:p>
-        </w:tc>
-        <w:tc>
-          <w:tcPr>
-            <w:tcW w:type="dxa" w:w="1247"/>
-          </w:tcPr>
-          <w:p>
-            <w:r>
-              <w:rPr>
-                <w:b/>
-                <w:i w:val="0"/>
-                <w:sz w:val="16"/>
-              </w:rPr>
-              <w:t>S02</w:t>
-              <w:br/>
-            </w:r>
-            <w:r>
-              <w:rPr>
-                <w:b w:val="0"/>
-                <w:i w:val="0"/>
-                <w:color w:val="64748B"/>
-                <w:sz w:val="14"/>
-              </w:rPr>
-              <w:t>Éducation</w:t>
-            </w:r>
-          </w:p>
-        </w:tc>
-        <w:tc>
-          <w:tcPr>
-            <w:tcW w:type="dxa" w:w="1531"/>
-          </w:tcPr>
-          <w:p>
-            <w:r>
-              <w:rPr>
-                <w:b/>
-                <w:i w:val="0"/>
-                <w:color w:val="16A34A"/>
-                <w:sz w:val="16"/>
-              </w:rPr>
-              <w:t>—</w:t>
-            </w:r>
-          </w:p>
-        </w:tc>
-        <w:tc>
-          <w:tcPr>
-            <w:tcW w:type="dxa" w:w="1191"/>
-          </w:tcPr>
-          <w:p>
-            <w:r>
-              <w:rPr>
-                <w:b w:val="0"/>
-                <w:i w:val="0"/>
-                <w:color w:val="64748B"/>
-                <w:sz w:val="16"/>
-              </w:rPr>
-              <w:t>GT-CQ</w:t>
-            </w:r>
-          </w:p>
-        </w:tc>
-        <w:tc>
-          <w:tcPr>
-            <w:tcW w:type="dxa" w:w="4706"/>
-          </w:tcPr>
-          <w:p>
-            <w:r>
-              <w:rPr>
-                <w:b w:val="0"/>
-                <w:i w:val="0"/>
-                <w:sz w:val="17"/>
-              </w:rPr>
-              <w:t>veuillez, s'il vous plait, confirmer les frais de scolarité ( 5000 FCFA) payée de Fallou Samb avec le QG ou apporter les corrections nécessaires.</w:t>
-            </w:r>
-          </w:p>
-        </w:tc>
-      </w:tr>
-      <w:tr>
-        <w:tc>
-          <w:tcPr>
-            <w:tcW w:type="dxa" w:w="964"/>
-          </w:tcPr>
-          <w:p>
-            <w:r>
-              <w:rPr>
-                <w:b/>
-                <w:i w:val="0"/>
-                <w:color w:val="EA580C"/>
-                <w:sz w:val="16"/>
-              </w:rPr>
-              <w:t>Moyenne</w:t>
-            </w:r>
-          </w:p>
-        </w:tc>
-        <w:tc>
-          <w:tcPr>
-            <w:tcW w:type="dxa" w:w="1247"/>
-          </w:tcPr>
-          <w:p>
-            <w:r>
-              <w:rPr>
-                <w:b/>
-                <w:i w:val="0"/>
-                <w:sz w:val="16"/>
-              </w:rPr>
-              <w:t>S02</w:t>
-              <w:br/>
-            </w:r>
-            <w:r>
-              <w:rPr>
-                <w:b w:val="0"/>
-                <w:i w:val="0"/>
-                <w:color w:val="64748B"/>
-                <w:sz w:val="14"/>
-              </w:rPr>
-              <w:t>Éducation</w:t>
-            </w:r>
-          </w:p>
-        </w:tc>
-        <w:tc>
-          <w:tcPr>
-            <w:tcW w:type="dxa" w:w="1531"/>
-          </w:tcPr>
-          <w:p>
-            <w:r>
-              <w:rPr>
-                <w:b/>
-                <w:i w:val="0"/>
-                <w:color w:val="16A34A"/>
-                <w:sz w:val="16"/>
-              </w:rPr>
-              <w:t>—</w:t>
-            </w:r>
-          </w:p>
-        </w:tc>
-        <w:tc>
-          <w:tcPr>
-            <w:tcW w:type="dxa" w:w="1191"/>
-          </w:tcPr>
-          <w:p>
-            <w:r>
-              <w:rPr>
-                <w:b w:val="0"/>
-                <w:i w:val="0"/>
-                <w:color w:val="64748B"/>
-                <w:sz w:val="16"/>
-              </w:rPr>
-              <w:t>GT-CQ</w:t>
-            </w:r>
-          </w:p>
-        </w:tc>
-        <w:tc>
-          <w:tcPr>
-            <w:tcW w:type="dxa" w:w="4706"/>
-          </w:tcPr>
-          <w:p>
-            <w:r>
-              <w:rPr>
-                <w:b w:val="0"/>
-                <w:i w:val="0"/>
-                <w:sz w:val="17"/>
-              </w:rPr>
-              <w:t>veuillez, s'il vous plait, confirmer les frais de scolarité ( 5000 FCFA) payée de Ibrahima Samb avec le QG ou apporter les corrections nécessaires.</w:t>
-            </w:r>
-          </w:p>
-        </w:tc>
-      </w:tr>
-      <w:tr>
-        <w:tc>
-          <w:tcPr>
-            <w:tcW w:type="dxa" w:w="964"/>
-          </w:tcPr>
-          <w:p>
-            <w:r>
-              <w:rPr>
-                <w:b/>
-                <w:i w:val="0"/>
-                <w:color w:val="EA580C"/>
-                <w:sz w:val="16"/>
-              </w:rPr>
-              <w:t>Moyenne</w:t>
-            </w:r>
-          </w:p>
-        </w:tc>
-        <w:tc>
-          <w:tcPr>
-            <w:tcW w:type="dxa" w:w="1247"/>
-          </w:tcPr>
-          <w:p>
-            <w:r>
-              <w:rPr>
-                <w:b/>
-                <w:i w:val="0"/>
-                <w:sz w:val="16"/>
-              </w:rPr>
-              <w:t>S02</w:t>
-              <w:br/>
-            </w:r>
-            <w:r>
-              <w:rPr>
-                <w:b w:val="0"/>
-                <w:i w:val="0"/>
-                <w:color w:val="64748B"/>
-                <w:sz w:val="14"/>
-              </w:rPr>
-              <w:t>Éducation</w:t>
-            </w:r>
-          </w:p>
-        </w:tc>
-        <w:tc>
-          <w:tcPr>
-            <w:tcW w:type="dxa" w:w="1531"/>
-          </w:tcPr>
-          <w:p>
-            <w:r>
-              <w:rPr>
-                <w:b/>
-                <w:i w:val="0"/>
-                <w:color w:val="16A34A"/>
-                <w:sz w:val="16"/>
-              </w:rPr>
-              <w:t>—</w:t>
-            </w:r>
-          </w:p>
-        </w:tc>
-        <w:tc>
-          <w:tcPr>
-            <w:tcW w:type="dxa" w:w="1191"/>
-          </w:tcPr>
-          <w:p>
-            <w:r>
-              <w:rPr>
-                <w:b w:val="0"/>
-                <w:i w:val="0"/>
-                <w:color w:val="64748B"/>
-                <w:sz w:val="16"/>
-              </w:rPr>
-              <w:t>GT-CQ</w:t>
-            </w:r>
-          </w:p>
-        </w:tc>
-        <w:tc>
-          <w:tcPr>
-            <w:tcW w:type="dxa" w:w="4706"/>
-          </w:tcPr>
-          <w:p>
-            <w:r>
-              <w:rPr>
-                <w:b w:val="0"/>
-                <w:i w:val="0"/>
-                <w:sz w:val="17"/>
-              </w:rPr>
-              <w:t>veuillez, s'il vous plait, confirmer les frais de scolarité ( 5000 FCFA) payée de Papana Samb avec le QG ou apporter les corrections nécessaires.</w:t>
-            </w:r>
-          </w:p>
-        </w:tc>
-      </w:tr>
-      <w:tr>
-        <w:tc>
-          <w:tcPr>
-            <w:tcW w:type="dxa" w:w="964"/>
-          </w:tcPr>
-          <w:p>
-            <w:r>
-              <w:rPr>
-                <w:b/>
-                <w:i w:val="0"/>
-                <w:color w:val="EA580C"/>
-                <w:sz w:val="16"/>
-              </w:rPr>
-              <w:t>Moyenne</w:t>
-            </w:r>
-          </w:p>
-        </w:tc>
-        <w:tc>
-          <w:tcPr>
-            <w:tcW w:type="dxa" w:w="1247"/>
-          </w:tcPr>
-          <w:p>
-            <w:r>
-              <w:rPr>
-                <w:b/>
-                <w:i w:val="0"/>
-                <w:sz w:val="16"/>
-              </w:rPr>
-              <w:t>S02</w:t>
-              <w:br/>
-            </w:r>
-            <w:r>
-              <w:rPr>
-                <w:b w:val="0"/>
-                <w:i w:val="0"/>
-                <w:color w:val="64748B"/>
-                <w:sz w:val="14"/>
-              </w:rPr>
-              <w:t>Éducation</w:t>
-            </w:r>
-          </w:p>
-        </w:tc>
-        <w:tc>
-          <w:tcPr>
-            <w:tcW w:type="dxa" w:w="1531"/>
-          </w:tcPr>
-          <w:p>
-            <w:r>
-              <w:rPr>
-                <w:b/>
-                <w:i w:val="0"/>
-                <w:color w:val="16A34A"/>
-                <w:sz w:val="16"/>
-              </w:rPr>
-              <w:t>—</w:t>
-            </w:r>
-          </w:p>
-        </w:tc>
-        <w:tc>
-          <w:tcPr>
-            <w:tcW w:type="dxa" w:w="1191"/>
-          </w:tcPr>
-          <w:p>
-            <w:r>
-              <w:rPr>
-                <w:b w:val="0"/>
-                <w:i w:val="0"/>
-                <w:color w:val="64748B"/>
-                <w:sz w:val="16"/>
-              </w:rPr>
-              <w:t>GT-CQ</w:t>
-            </w:r>
-          </w:p>
-        </w:tc>
-        <w:tc>
-          <w:tcPr>
-            <w:tcW w:type="dxa" w:w="4706"/>
-          </w:tcPr>
-          <w:p>
-            <w:r>
-              <w:rPr>
-                <w:b w:val="0"/>
-                <w:i w:val="0"/>
-                <w:sz w:val="17"/>
-              </w:rPr>
-              <w:t>veuillez, s'il vous plait, confirmer les frais de scolarité ( 5000 FCFA) payée de Saliou Dieng avec le QG ou apporter les corrections nécessaires.</w:t>
-            </w:r>
-          </w:p>
-        </w:tc>
-      </w:tr>
-      <w:tr>
-        <w:tc>
-          <w:tcPr>
-            <w:tcW w:type="dxa" w:w="964"/>
-          </w:tcPr>
-          <w:p>
-            <w:r>
-              <w:rPr>
-                <w:b/>
-                <w:i w:val="0"/>
-                <w:color w:val="EA580C"/>
-                <w:sz w:val="16"/>
-              </w:rPr>
-              <w:t>Moyenne</w:t>
-            </w:r>
-          </w:p>
-        </w:tc>
-        <w:tc>
-          <w:tcPr>
-            <w:tcW w:type="dxa" w:w="1247"/>
-          </w:tcPr>
-          <w:p>
-            <w:r>
-              <w:rPr>
-                <w:b/>
-                <w:i w:val="0"/>
-                <w:sz w:val="16"/>
-              </w:rPr>
-              <w:t>S02</w:t>
-              <w:br/>
-            </w:r>
-            <w:r>
-              <w:rPr>
-                <w:b w:val="0"/>
-                <w:i w:val="0"/>
-                <w:color w:val="64748B"/>
-                <w:sz w:val="14"/>
-              </w:rPr>
-              <w:t>Éducation</w:t>
-            </w:r>
-          </w:p>
-        </w:tc>
-        <w:tc>
-          <w:tcPr>
-            <w:tcW w:type="dxa" w:w="1531"/>
-          </w:tcPr>
-          <w:p>
-            <w:r>
-              <w:rPr>
-                <w:b/>
-                <w:i w:val="0"/>
-                <w:color w:val="16A34A"/>
-                <w:sz w:val="16"/>
-              </w:rPr>
-              <w:t>—</w:t>
-            </w:r>
-          </w:p>
-        </w:tc>
-        <w:tc>
-          <w:tcPr>
-            <w:tcW w:type="dxa" w:w="1191"/>
-          </w:tcPr>
-          <w:p>
-            <w:r>
-              <w:rPr>
-                <w:b w:val="0"/>
-                <w:i w:val="0"/>
-                <w:color w:val="64748B"/>
-                <w:sz w:val="16"/>
-              </w:rPr>
-              <w:t>GT-CQ</w:t>
-            </w:r>
-          </w:p>
-        </w:tc>
-        <w:tc>
-          <w:tcPr>
-            <w:tcW w:type="dxa" w:w="4706"/>
-          </w:tcPr>
-          <w:p>
-            <w:r>
-              <w:rPr>
-                <w:b w:val="0"/>
-                <w:i w:val="0"/>
-                <w:sz w:val="17"/>
-              </w:rPr>
-              <w:t>veuillez, s'il vous plait, confirmer les frais de scolarité ( 5000 FCFA) payée de Sokhna Khadim Samb avec le QG ou apporter les corrections nécessaires.</w:t>
             </w:r>
           </w:p>
         </w:tc>
